--- a/docs/esempio-interventi-performance.docx
+++ b/docs/esempio-interventi-performance.docx
@@ -1559,26 +1559,6 @@
           <w:color w:val="1F2328"/>
           <w:sz w:val="19"/>
         </w:rPr>
-        <w:t xml:space="preserve">Su tutti i template:  </w:t>
-      </w:r>
-      <w:r>
-        <w:rPr>
-          <w:color w:val="1F2328"/>
-          <w:sz w:val="19"/>
-        </w:rPr>
-        <w:t>[senza attributi] — 126 ms</w:t>
-      </w:r>
-    </w:p>
-    <w:p>
-      <w:pPr>
-        <w:spacing w:after="60"/>
-      </w:pPr>
-      <w:r>
-        <w:rPr>
-          <w:b/>
-          <w:color w:val="1F2328"/>
-          <w:sz w:val="19"/>
-        </w:rPr>
         <w:t xml:space="preserve">PSI — Adattamento dinamico forzato del contenuto:  </w:t>
       </w:r>
       <w:r>

--- a/docs/esempio-interventi-performance.docx
+++ b/docs/esempio-interventi-performance.docx
@@ -1354,7 +1354,7 @@
           <w:color w:val="1F2328"/>
           <w:sz w:val="19"/>
         </w:rPr>
-        <w:t>div.Westminster-styles__MediaWrapperStyled-sc-348bb4b5-5 &gt; div.Westmins… — 39% del tempo LCP</w:t>
+        <w:t>div.Westminster-styles__MediaWrapperStyled-sc-348bb4b5-5 &gt; div.Westmins… — 39% (498 ms) del tempo LCP</w:t>
       </w:r>
     </w:p>
     <w:p>

--- a/docs/esempio-interventi-performance.docx
+++ b/docs/esempio-interventi-performance.docx
@@ -1300,7 +1300,7 @@
         <w:rPr>
           <w:color w:val="6B7280"/>
         </w:rPr>
-        <w:t>05  LCP oltre soglia su 2 template</w:t>
+        <w:t>05  LCP: 1 audit non superato</w:t>
       </w:r>
     </w:p>
     <w:p>
@@ -1605,7 +1605,7 @@
         <w:rPr>
           <w:color w:val="6B7280"/>
         </w:rPr>
-        <w:t>08  Spostamenti di layout oltre soglia su 2 template</w:t>
+        <w:t>08  Spostamenti di layout: 2 audit non superati</w:t>
       </w:r>
     </w:p>
     <w:p>
@@ -2178,7 +2178,7 @@
               <w:rPr>
                 <w:sz w:val="16"/>
               </w:rPr>
-              <w:t>LCP oltre soglia su 2 template</w:t>
+              <w:t>LCP: 1 audit non superato</w:t>
             </w:r>
           </w:p>
         </w:tc>
@@ -2406,7 +2406,7 @@
               <w:rPr>
                 <w:sz w:val="16"/>
               </w:rPr>
-              <w:t>Spostamenti di layout oltre soglia su 2 template</w:t>
+              <w:t>Spostamenti di layout: 2 audit non superati</w:t>
             </w:r>
           </w:p>
         </w:tc>

--- a/docs/esempio-interventi-performance.docx
+++ b/docs/esempio-interventi-performance.docx
@@ -622,7 +622,7 @@
       </w:pPr>
       <w:r>
         <w:rPr>
-          <w:color w:val="A16207"/>
+          <w:color w:val="B42318"/>
         </w:rPr>
         <w:t>01  JavaScript inutilizzato, terze parti e catena di richieste: fino a 3.014 KiB per pagina</w:t>
       </w:r>
@@ -635,10 +635,10 @@
         <w:rPr>
           <w:b/>
           <w:i w:val="0"/>
-          <w:color w:val="A16207"/>
+          <w:color w:val="B42318"/>
           <w:sz w:val="17"/>
         </w:rPr>
-        <w:t>MEDIA · TUTTI I TEMPLATE · interviene: sviluppo + marketing/tag</w:t>
+        <w:t>ALTA · TUTTI I TEMPLATE · interviene: sviluppo + marketing/tag</w:t>
       </w:r>
     </w:p>
     <w:p>
@@ -998,9 +998,9 @@
       </w:pPr>
       <w:r>
         <w:rPr>
-          <w:color w:val="6B7280"/>
+          <w:color w:val="A16207"/>
         </w:rPr>
-        <w:t>03  Cache del browser: fino a 594 KiB per pagina</w:t>
+        <w:t>03  Carico JavaScript sul thread principale: fino a 4,0 s di lavoro sul thread principale</w:t>
       </w:r>
     </w:p>
     <w:p>
@@ -1011,123 +1011,10 @@
         <w:rPr>
           <w:b/>
           <w:i w:val="0"/>
-          <w:color w:val="6B7280"/>
+          <w:color w:val="A16207"/>
           <w:sz w:val="17"/>
         </w:rPr>
-        <w:t>BASSA · TUTTI I TEMPLATE · interviene: infrastruttura</w:t>
-      </w:r>
-    </w:p>
-    <w:p>
-      <w:pPr>
-        <w:spacing w:after="60"/>
-      </w:pPr>
-      <w:r>
-        <w:rPr>
-          <w:b/>
-          <w:color w:val="1F2328"/>
-          <w:sz w:val="19"/>
-        </w:rPr>
-        <w:t xml:space="preserve">Evidenza:  </w:t>
-      </w:r>
-      <w:r>
-        <w:rPr>
-          <w:color w:val="1F2328"/>
-          <w:sz w:val="19"/>
-        </w:rPr>
-        <w:t>fino a 594 KiB recuperabili su una pagina; 2 template su 2; 1 audit non superato.</w:t>
-      </w:r>
-    </w:p>
-    <w:p>
-      <w:pPr>
-        <w:spacing w:after="60"/>
-      </w:pPr>
-      <w:r>
-        <w:rPr>
-          <w:b/>
-          <w:color w:val="1F2328"/>
-          <w:sz w:val="19"/>
-        </w:rPr>
-        <w:t xml:space="preserve">Su tutti i template:  </w:t>
-      </w:r>
-      <w:r>
-        <w:rPr>
-          <w:color w:val="1F2328"/>
-          <w:sz w:val="19"/>
-        </w:rPr>
-        <w:t>bbcx_prod.js — 97 KB · tinypass.min.js — 93 KB · Notice.97af9.js — 74 KB</w:t>
-      </w:r>
-    </w:p>
-    <w:p>
-      <w:pPr>
-        <w:spacing w:after="60"/>
-      </w:pPr>
-      <w:r>
-        <w:rPr>
-          <w:b/>
-          <w:color w:val="1F2328"/>
-          <w:sz w:val="19"/>
-        </w:rPr>
-        <w:t xml:space="preserve">PSI — Utilizza durate della memorizzazione nella cache efficienti:  </w:t>
-      </w:r>
-      <w:r>
-        <w:rPr>
-          <w:color w:val="1F2328"/>
-          <w:sz w:val="19"/>
-        </w:rPr>
-        <w:t>“La memorizzazione nella cache per un lungo periodo di tempo può velocizzare le visite abituali alla tua pagina. Scopri di più sulla memorizzazione nella cache.”</w:t>
-      </w:r>
-    </w:p>
-    <w:p>
-      <w:pPr>
-        <w:spacing w:after="60" w:before="0"/>
-      </w:pPr>
-      <w:r>
-        <w:rPr>
-          <w:b w:val="0"/>
-          <w:i w:val="0"/>
-          <w:color w:val="6B7280"/>
-          <w:sz w:val="17"/>
-        </w:rPr>
-        <w:t>Documentazione Google:  https://developer.chrome.com/docs/performance/insights/cache</w:t>
-      </w:r>
-    </w:p>
-    <w:p>
-      <w:pPr>
-        <w:spacing w:after="200" w:before="0"/>
-      </w:pPr>
-      <w:r>
-        <w:rPr>
-          <w:b w:val="0"/>
-          <w:i w:val="0"/>
-          <w:color w:val="6B7280"/>
-          <w:sz w:val="16"/>
-        </w:rPr>
-        <w:t>Audit PageSpeed: cache-insight</w:t>
-      </w:r>
-    </w:p>
-    <w:p>
-      <w:pPr>
-        <w:pStyle w:val="Heading2"/>
-      </w:pPr>
-      <w:r>
-        <w:rPr>
-          <w:color w:val="6B7280"/>
-        </w:rPr>
-        <w:t>04  Carico JavaScript sul thread principale: fino a 4,0 s di lavoro sul thread principale</w:t>
-      </w:r>
-    </w:p>
-    <w:p>
-      <w:pPr>
-        <w:spacing w:after="120" w:before="0"/>
-      </w:pPr>
-      <w:r>
-        <w:rPr>
-          <w:b/>
-          <w:i w:val="0"/>
-          <w:color w:val="6B7280"/>
-          <w:sz w:val="17"/>
-        </w:rPr>
-        <w:t>BASSA · TUTTI I TEMPLATE · interviene: sviluppo</w:t>
+        <w:t>MEDIA · TUTTI I TEMPLATE · interviene: sviluppo</w:t>
       </w:r>
     </w:p>
     <w:p>
@@ -1290,6 +1177,119 @@
           <w:sz w:val="16"/>
         </w:rPr>
         <w:t>Audit PageSpeed: mainthread-work-breakdown, bootup-time</w:t>
+      </w:r>
+    </w:p>
+    <w:p>
+      <w:pPr>
+        <w:pStyle w:val="Heading2"/>
+      </w:pPr>
+      <w:r>
+        <w:rPr>
+          <w:color w:val="6B7280"/>
+        </w:rPr>
+        <w:t>04  Cache del browser: fino a 594 KiB per pagina</w:t>
+      </w:r>
+    </w:p>
+    <w:p>
+      <w:pPr>
+        <w:spacing w:after="120" w:before="0"/>
+      </w:pPr>
+      <w:r>
+        <w:rPr>
+          <w:b/>
+          <w:i w:val="0"/>
+          <w:color w:val="6B7280"/>
+          <w:sz w:val="17"/>
+        </w:rPr>
+        <w:t>BASSA · TUTTI I TEMPLATE · interviene: infrastruttura</w:t>
+      </w:r>
+    </w:p>
+    <w:p>
+      <w:pPr>
+        <w:spacing w:after="60"/>
+      </w:pPr>
+      <w:r>
+        <w:rPr>
+          <w:b/>
+          <w:color w:val="1F2328"/>
+          <w:sz w:val="19"/>
+        </w:rPr>
+        <w:t xml:space="preserve">Evidenza:  </w:t>
+      </w:r>
+      <w:r>
+        <w:rPr>
+          <w:color w:val="1F2328"/>
+          <w:sz w:val="19"/>
+        </w:rPr>
+        <w:t>fino a 594 KiB recuperabili su una pagina; 2 template su 2; 1 audit non superato.</w:t>
+      </w:r>
+    </w:p>
+    <w:p>
+      <w:pPr>
+        <w:spacing w:after="60"/>
+      </w:pPr>
+      <w:r>
+        <w:rPr>
+          <w:b/>
+          <w:color w:val="1F2328"/>
+          <w:sz w:val="19"/>
+        </w:rPr>
+        <w:t xml:space="preserve">Su tutti i template:  </w:t>
+      </w:r>
+      <w:r>
+        <w:rPr>
+          <w:color w:val="1F2328"/>
+          <w:sz w:val="19"/>
+        </w:rPr>
+        <w:t>bbcx_prod.js — 97 KB · tinypass.min.js — 93 KB · Notice.97af9.js — 74 KB</w:t>
+      </w:r>
+    </w:p>
+    <w:p>
+      <w:pPr>
+        <w:spacing w:after="60"/>
+      </w:pPr>
+      <w:r>
+        <w:rPr>
+          <w:b/>
+          <w:color w:val="1F2328"/>
+          <w:sz w:val="19"/>
+        </w:rPr>
+        <w:t xml:space="preserve">PSI — Utilizza durate della memorizzazione nella cache efficienti:  </w:t>
+      </w:r>
+      <w:r>
+        <w:rPr>
+          <w:color w:val="1F2328"/>
+          <w:sz w:val="19"/>
+        </w:rPr>
+        <w:t>“La memorizzazione nella cache per un lungo periodo di tempo può velocizzare le visite abituali alla tua pagina. Scopri di più sulla memorizzazione nella cache.”</w:t>
+      </w:r>
+    </w:p>
+    <w:p>
+      <w:pPr>
+        <w:spacing w:after="60" w:before="0"/>
+      </w:pPr>
+      <w:r>
+        <w:rPr>
+          <w:b w:val="0"/>
+          <w:i w:val="0"/>
+          <w:color w:val="6B7280"/>
+          <w:sz w:val="17"/>
+        </w:rPr>
+        <w:t>Documentazione Google:  https://developer.chrome.com/docs/performance/insights/cache</w:t>
+      </w:r>
+    </w:p>
+    <w:p>
+      <w:pPr>
+        <w:spacing w:after="200" w:before="0"/>
+      </w:pPr>
+      <w:r>
+        <w:rPr>
+          <w:b w:val="0"/>
+          <w:i w:val="0"/>
+          <w:color w:val="6B7280"/>
+          <w:sz w:val="16"/>
+        </w:rPr>
+        <w:t>Audit PageSpeed: cache-insight</w:t>
       </w:r>
     </w:p>
     <w:p>
@@ -1763,7 +1763,7 @@
           <w:color w:val="6B7280"/>
           <w:sz w:val="18"/>
         </w:rPr>
-        <w:t>L'ordine viene dalla gravita' e da quanti template sono toccati. «Fino a» perche' il valore e' il massimo fra gli audit del tema e fra le pagine, non una somma.</w:t>
+        <w:t>La gravita' combina due cose misurate: cosa dicono di quella metrica gli utenti reali su CrUX, e quanto pesa l'intervento secondo i numeri di Lighthouse. Con il campo «buono» un tema non supera MEDIA, per quanto grosso sia in laboratorio. «Fino a» perche' il valore e' il massimo fra gli audit del tema e fra le pagine, non una somma.</w:t>
       </w:r>
     </w:p>
     <w:tbl>
@@ -1906,7 +1906,7 @@
               <w:rPr>
                 <w:sz w:val="16"/>
               </w:rPr>
-              <w:t>MEDIA</w:t>
+              <w:t>ALTA</w:t>
             </w:r>
           </w:p>
         </w:tc>
@@ -2026,6 +2026,82 @@
               <w:rPr>
                 <w:sz w:val="16"/>
               </w:rPr>
+              <w:t>Carico JavaScript sul thread principale: fino a 4,0 s di lavoro sul thread principale</w:t>
+            </w:r>
+          </w:p>
+        </w:tc>
+        <w:tc>
+          <w:tcPr>
+            <w:tcW w:type="dxa" w:w="1728"/>
+          </w:tcPr>
+          <w:p>
+            <w:pPr>
+              <w:jc w:val="right"/>
+            </w:pPr>
+            <w:r>
+              <w:rPr>
+                <w:sz w:val="16"/>
+              </w:rPr>
+              <w:t>Tutti</w:t>
+            </w:r>
+          </w:p>
+        </w:tc>
+        <w:tc>
+          <w:tcPr>
+            <w:tcW w:type="dxa" w:w="1728"/>
+          </w:tcPr>
+          <w:p>
+            <w:pPr>
+              <w:jc w:val="right"/>
+            </w:pPr>
+            <w:r>
+              <w:rPr>
+                <w:sz w:val="16"/>
+              </w:rPr>
+              <w:t>MEDIA</w:t>
+            </w:r>
+          </w:p>
+        </w:tc>
+        <w:tc>
+          <w:tcPr>
+            <w:tcW w:type="dxa" w:w="1728"/>
+          </w:tcPr>
+          <w:p>
+            <w:pPr>
+              <w:jc w:val="right"/>
+            </w:pPr>
+            <w:r>
+              <w:rPr>
+                <w:sz w:val="16"/>
+              </w:rPr>
+              <w:t>fino a 4,0 s di lavoro sul thread principale</w:t>
+            </w:r>
+          </w:p>
+        </w:tc>
+      </w:tr>
+      <w:tr>
+        <w:tc>
+          <w:tcPr>
+            <w:tcW w:type="dxa" w:w="1728"/>
+          </w:tcPr>
+          <w:p>
+            <w:r>
+              <w:rPr>
+                <w:sz w:val="16"/>
+              </w:rPr>
+              <w:t>04</w:t>
+            </w:r>
+          </w:p>
+        </w:tc>
+        <w:tc>
+          <w:tcPr>
+            <w:tcW w:type="dxa" w:w="1728"/>
+          </w:tcPr>
+          <w:p>
+            <w:r>
+              <w:rPr>
+                <w:sz w:val="16"/>
+              </w:rPr>
               <w:t>Cache del browser: fino a 594 KiB per pagina</w:t>
             </w:r>
           </w:p>
@@ -2075,82 +2151,6 @@
                 <w:sz w:val="16"/>
               </w:rPr>
               <w:t>fino a 594 KiB per pagina</w:t>
-            </w:r>
-          </w:p>
-        </w:tc>
-      </w:tr>
-      <w:tr>
-        <w:tc>
-          <w:tcPr>
-            <w:tcW w:type="dxa" w:w="1728"/>
-          </w:tcPr>
-          <w:p>
-            <w:r>
-              <w:rPr>
-                <w:sz w:val="16"/>
-              </w:rPr>
-              <w:t>04</w:t>
-            </w:r>
-          </w:p>
-        </w:tc>
-        <w:tc>
-          <w:tcPr>
-            <w:tcW w:type="dxa" w:w="1728"/>
-          </w:tcPr>
-          <w:p>
-            <w:r>
-              <w:rPr>
-                <w:sz w:val="16"/>
-              </w:rPr>
-              <w:t>Carico JavaScript sul thread principale: fino a 4,0 s di lavoro sul thread principale</w:t>
-            </w:r>
-          </w:p>
-        </w:tc>
-        <w:tc>
-          <w:tcPr>
-            <w:tcW w:type="dxa" w:w="1728"/>
-          </w:tcPr>
-          <w:p>
-            <w:pPr>
-              <w:jc w:val="right"/>
-            </w:pPr>
-            <w:r>
-              <w:rPr>
-                <w:sz w:val="16"/>
-              </w:rPr>
-              <w:t>Tutti</w:t>
-            </w:r>
-          </w:p>
-        </w:tc>
-        <w:tc>
-          <w:tcPr>
-            <w:tcW w:type="dxa" w:w="1728"/>
-          </w:tcPr>
-          <w:p>
-            <w:pPr>
-              <w:jc w:val="right"/>
-            </w:pPr>
-            <w:r>
-              <w:rPr>
-                <w:sz w:val="16"/>
-              </w:rPr>
-              <w:t>BASSA</w:t>
-            </w:r>
-          </w:p>
-        </w:tc>
-        <w:tc>
-          <w:tcPr>
-            <w:tcW w:type="dxa" w:w="1728"/>
-          </w:tcPr>
-          <w:p>
-            <w:pPr>
-              <w:jc w:val="right"/>
-            </w:pPr>
-            <w:r>
-              <w:rPr>
-                <w:sz w:val="16"/>
-              </w:rPr>
-              <w:t>fino a 4,0 s di lavoro sul thread principale</w:t>
             </w:r>
           </w:p>
         </w:tc>
